--- a/src/OpenXmlHtml.Tests/WordConvertToDocxTests.InlineSvg.DotNet.verified.docx
+++ b/src/OpenXmlHtml.Tests/WordConvertToDocxTests.InlineSvg.DotNet.verified.docx
@@ -50,6 +50,9 @@
           </wp:inline>
         </w:drawing>
       </w:r>
+      <w:r>
+        <w:t xml:space="preserve"> </w:t>
+      </w:r>
     </w:p>
     <w:p>
       <w:r>

--- a/src/OpenXmlHtml.Tests/WordConvertToDocxTests.InlineSvg.DotNet.verified.docx
+++ b/src/OpenXmlHtml.Tests/WordConvertToDocxTests.InlineSvg.DotNet.verified.docx
@@ -8,9 +8,6 @@
       </w:r>
     </w:p>
     <w:p>
-      <w:r>
-        <w:t xml:space="preserve"> </w:t>
-      </w:r>
       <w:r>
         <w:drawing>
           <wp:inline xmlns:wp="http://schemas.openxmlformats.org/drawingml/2006/wordprocessingDrawing" distT="0" distB="0" distL="0" distR="0">
@@ -50,9 +47,6 @@
           </wp:inline>
         </w:drawing>
       </w:r>
-      <w:r>
-        <w:t xml:space="preserve"> </w:t>
-      </w:r>
     </w:p>
     <w:p>
       <w:r>

--- a/src/OpenXmlHtml.Tests/WordConvertToDocxTests.InlineSvg.DotNet.verified.docx
+++ b/src/OpenXmlHtml.Tests/WordConvertToDocxTests.InlineSvg.DotNet.verified.docx
@@ -8,6 +8,9 @@
       </w:r>
     </w:p>
     <w:p>
+      <w:r>
+        <w:t xml:space="preserve"> </w:t>
+      </w:r>
       <w:r>
         <w:drawing>
           <wp:inline xmlns:wp="http://schemas.openxmlformats.org/drawingml/2006/wordprocessingDrawing" distT="0" distB="0" distL="0" distR="0">
@@ -47,6 +50,9 @@
           </wp:inline>
         </w:drawing>
       </w:r>
+      <w:r>
+        <w:t xml:space="preserve"> </w:t>
+      </w:r>
     </w:p>
     <w:p>
       <w:r>
